--- a/crates/fub-format-rich/tests/corpus/docx/revisioni-formato.docx
+++ b/crates/fub-format-rich/tests/corpus/docx/revisioni-formato.docx
@@ -33,7 +33,7 @@
       <w:rPr>
         <w:rFonts w:ascii="Calibri" w:hAnsi="Calibri" w:eastAsia="MS Mincho" w:cs="Arial"/>
         <w:sz w:val="22"/>
-        <w:lang w:val="it-IT" w:eastAsia="ja-JP" w:bidi="ar-SA"/>
+        <w:lang w:val="it-IT" w:bidi="ar-SA"/>
       </w:rPr>
     </w:rPrDefault>
     <w:pPrDefault>
@@ -93,7 +93,6 @@
   <w:style w:type="table" w:default="1" w:styleId="TableNormal">
     <w:name w:val="Normal Table"/>
     <w:tblPr>
-      <w:tblInd w:w="0" w:type="dxa"/>
       <w:tblCellMar>
         <w:left w:w="108" w:type="dxa"/>
         <w:right w:w="108" w:type="dxa"/>
